--- a/input/E041 Karen Hao/E41 Karen Hao - Script V2 (script for tracking).docx
+++ b/input/E041 Karen Hao/E41 Karen Hao - Script V2 (script for tracking).docx
@@ -1234,7 +1234,6 @@
       <w:pPr>
         <w:spacing w:after="280" w:lineRule="auto"/>
         <w:rPr>
-          <w:strike w:val="1"/>
           <w:color w:val="a3a3a3"/>
           <w:sz w:val="24"/>
           <w:szCs w:val="24"/>
@@ -1940,7 +1939,6 @@
       <w:pPr>
         <w:spacing w:after="280" w:lineRule="auto"/>
         <w:rPr>
-          <w:strike w:val="1"/>
           <w:color w:val="a3a3a3"/>
           <w:sz w:val="24"/>
           <w:szCs w:val="24"/>
@@ -2074,7 +2072,6 @@
       <w:pPr>
         <w:spacing w:after="280" w:lineRule="auto"/>
         <w:rPr>
-          <w:strike w:val="1"/>
           <w:color w:val="a3a3a3"/>
           <w:sz w:val="24"/>
           <w:szCs w:val="24"/>
@@ -2711,7 +2708,6 @@
       <w:pPr>
         <w:spacing w:after="280" w:lineRule="auto"/>
         <w:rPr>
-          <w:strike w:val="1"/>
           <w:color w:val="a3a3a3"/>
           <w:sz w:val="24"/>
           <w:szCs w:val="24"/>

--- a/input/E041 Karen Hao/E41 Karen Hao - Script V2 (script for tracking).docx
+++ b/input/E041 Karen Hao/E41 Karen Hao - Script V2 (script for tracking).docx
@@ -12,7 +12,6 @@
           <w:szCs w:val="24"/>
         </w:rPr>
       </w:pPr>
-      <w:commentRangeStart w:id="0"/>
       <w:r>
         <w:rPr>
           <w:b w:val="1"/>
@@ -23,10 +22,7 @@
         </w:rPr>
         <w:t xml:space="preserve">E41 Karen Hao - Script V2 (script for tracking)</w:t>
       </w:r>
-      <w:commentRangeEnd w:id="0"/>
-      <w:r>
-        <w:commentReference w:id="0"/>
-      </w:r>
+      <w:r/>
       <w:r>
         <w:rPr>
           <w:rtl w:val="0"/>
@@ -170,8 +166,6 @@
           <w:szCs w:val="24"/>
         </w:rPr>
       </w:pPr>
-      <w:commentRangeStart w:id="1"/>
-      <w:commentRangeStart w:id="2"/>
       <w:r>
         <w:rPr>
           <w:b w:val="1"/>
@@ -215,14 +209,8 @@
         </w:rPr>
         <w:t xml:space="preserve"> term ended up just sticking. And now we have the term a GI, replicating all the same problems and confusions.</w:t>
       </w:r>
-      <w:commentRangeEnd w:id="1"/>
-      <w:r>
-        <w:commentReference w:id="1"/>
-      </w:r>
-      <w:commentRangeEnd w:id="2"/>
-      <w:r>
-        <w:commentReference w:id="2"/>
-      </w:r>
+      <w:r/>
+      <w:r/>
       <w:r>
         <w:rPr>
           <w:rtl w:val="0"/>
@@ -960,7 +948,6 @@
           <w:szCs w:val="24"/>
         </w:rPr>
       </w:pPr>
-      <w:commentRangeStart w:id="3"/>
       <w:r>
         <w:rPr>
           <w:sz w:val="24"/>
@@ -969,10 +956,7 @@
         </w:rPr>
         <w:t xml:space="preserve">Companies are actively censoring the research that is inconvenient to them</w:t>
       </w:r>
-      <w:commentRangeEnd w:id="3"/>
-      <w:r>
-        <w:commentReference w:id="3"/>
-      </w:r>
+      <w:r/>
       <w:r>
         <w:rPr>
           <w:sz w:val="24"/>
@@ -1601,7 +1585,6 @@
           <w:szCs w:val="24"/>
         </w:rPr>
       </w:pPr>
-      <w:commentRangeStart w:id="4"/>
       <w:r>
         <w:rPr>
           <w:sz w:val="24"/>
@@ -1610,10 +1593,7 @@
         </w:rPr>
         <w:t xml:space="preserve">Blatantly obvious that before people used to take our colonizers, used to take our land and then sell it back to us. Um, and now they're just taking our data and turning it into a service and selling it back to us. And, and like there was never any consent, um, along the way. So originally before OpenAI really started to dominate the scene, the AI research field and the industry was actually shifting more towards tiny AI and this idea of curating data sets and, and really making sure that it's clean, pristine data that you're using to try a model.</w:t>
       </w:r>
-      <w:commentRangeEnd w:id="4"/>
-      <w:r>
-        <w:commentReference w:id="4"/>
-      </w:r>
+      <w:r/>
       <w:r>
         <w:rPr>
           <w:rtl w:val="0"/>
@@ -2912,8 +2892,6 @@
         </w:rPr>
         <w:t xml:space="preserve">Humans already are good at what humans are good at. Like, </w:t>
       </w:r>
-      <w:commentRangeStart w:id="5"/>
-      <w:commentRangeStart w:id="6"/>
       <w:r>
         <w:rPr>
           <w:sz w:val="24"/>
@@ -2922,14 +2900,8 @@
         </w:rPr>
         <w:t xml:space="preserve">why are we trying to build machines to then take over what humans are good at?</w:t>
       </w:r>
-      <w:commentRangeEnd w:id="5"/>
-      <w:r>
-        <w:commentReference w:id="5"/>
-      </w:r>
-      <w:commentRangeEnd w:id="6"/>
-      <w:r>
-        <w:commentReference w:id="6"/>
-      </w:r>
+      <w:r/>
+      <w:r/>
       <w:r>
         <w:rPr>
           <w:sz w:val="24"/>
@@ -3198,8 +3170,6 @@
           <w:szCs w:val="24"/>
         </w:rPr>
       </w:pPr>
-      <w:commentRangeStart w:id="7"/>
-      <w:commentRangeStart w:id="8"/>
       <w:r>
         <w:rPr>
           <w:b w:val="1"/>
@@ -3252,14 +3222,8 @@
         </w:rPr>
         <w:t xml:space="preserve"> in nature. And in fact, I think that there's a huge market opportunity that is not being tapped into right now. Both. For entrepreneurs and for investors, and if you are an early mover in this space, you could be, you know, defining the next revolution in ai.</w:t>
       </w:r>
-      <w:commentRangeEnd w:id="7"/>
-      <w:r>
-        <w:commentReference w:id="7"/>
-      </w:r>
-      <w:commentRangeEnd w:id="8"/>
-      <w:r>
-        <w:commentReference w:id="8"/>
-      </w:r>
+      <w:r/>
+      <w:r/>
       <w:r>
         <w:rPr>
           <w:rtl w:val="0"/>
@@ -3507,796 +3471,6 @@
     </w:sectPr>
   </w:body>
 </w:document>
-</file>
-
-<file path=word/comments.xml><?xml version="1.0" encoding="utf-8"?>
-<w:comments xmlns:mc="http://schemas.openxmlformats.org/markup-compatibility/2006" xmlns:o="urn:schemas-microsoft-com:office:office" xmlns:r="http://schemas.openxmlformats.org/officeDocument/2006/relationships" xmlns:m="http://schemas.openxmlformats.org/officeDocument/2006/math" xmlns:v="urn:schemas-microsoft-com:vml" xmlns:wp="http://schemas.openxmlformats.org/drawingml/2006/wordprocessingDrawing" xmlns:w10="urn:schemas-microsoft-com:office:word" xmlns:w="http://schemas.openxmlformats.org/wordprocessingml/2006/main" xmlns:wne="http://schemas.microsoft.com/office/word/2006/wordml" xmlns:sl="http://schemas.openxmlformats.org/schemaLibrary/2006/main" xmlns:a="http://schemas.openxmlformats.org/drawingml/2006/main" xmlns:pic="http://schemas.openxmlformats.org/drawingml/2006/picture" xmlns:c="http://schemas.openxmlformats.org/drawingml/2006/chart" xmlns:lc="http://schemas.openxmlformats.org/drawingml/2006/lockedCanvas" xmlns:dgm="http://schemas.openxmlformats.org/drawingml/2006/diagram" xmlns:wps="http://schemas.microsoft.com/office/word/2010/wordprocessingShape" xmlns:wpg="http://schemas.microsoft.com/office/word/2010/wordprocessingGroup" xmlns:w14="http://schemas.microsoft.com/office/word/2010/wordml" xmlns:w15="http://schemas.microsoft.com/office/word/2012/wordml" xmlns:w16="http://schemas.microsoft.com/office/word/2018/wordml" xmlns:w16cex="http://schemas.microsoft.com/office/word/2018/wordml/cex" xmlns:w16cid="http://schemas.microsoft.com/office/word/2016/wordml/cid" xmlns="http://schemas.microsoft.com/office/tasks/2019/documenttasks" xmlns:cr="http://schemas.microsoft.com/office/comments/2020/reactions">
-  <w:comment w:author="Eric Drobny" w:id="4" w:date="2025-07-07T20:22:26Z">
-    <w:p>
-      <w:pPr>
-        <w:keepNext w:val="0"/>
-        <w:keepLines w:val="0"/>
-        <w:pageBreakBefore w:val="0"/>
-        <w:widowControl w:val="0"/>
-        <w:pBdr>
-          <w:top w:space="0" w:sz="0" w:val="nil"/>
-          <w:left w:space="0" w:sz="0" w:val="nil"/>
-          <w:bottom w:space="0" w:sz="0" w:val="nil"/>
-          <w:right w:space="0" w:sz="0" w:val="nil"/>
-          <w:between w:space="0" w:sz="0" w:val="nil"/>
-        </w:pBdr>
-        <w:shd w:fill="auto" w:val="clear"/>
-        <w:spacing w:after="0" w:before="0" w:line="240" w:lineRule="auto"/>
-        <w:ind w:left="0" w:right="0" w:firstLine="0"/>
-        <w:jc w:val="left"/>
-        <w:rPr>
-          <w:rFonts w:ascii="Arial" w:cs="Arial" w:eastAsia="Arial" w:hAnsi="Arial"/>
-          <w:b w:val="0"/>
-          <w:bCs w:val="0"/>
-          <w:i w:val="0"/>
-          <w:iCs w:val="0"/>
-          <w:smallCaps w:val="0"/>
-          <w:strike w:val="0"/>
-          <w:color w:val="000000"/>
-          <w:sz w:val="22"/>
-          <w:szCs w:val="22"/>
-          <w:u w:val="none"/>
-          <w:shd w:fill="auto" w:val="clear"/>
-          <w:vertAlign w:val="baseline"/>
-        </w:rPr>
-      </w:pPr>
-      <w:r>
-        <w:rPr>
-          <w:rFonts w:ascii="Arial" w:cs="Arial" w:eastAsia="Arial" w:hAnsi="Arial"/>
-          <w:b w:val="0"/>
-          <w:bCs w:val="0"/>
-          <w:i w:val="0"/>
-          <w:iCs w:val="0"/>
-          <w:smallCaps w:val="0"/>
-          <w:strike w:val="0"/>
-          <w:color w:val="000000"/>
-          <w:sz w:val="22"/>
-          <w:szCs w:val="22"/>
-          <w:u w:val="none"/>
-          <w:shd w:fill="auto" w:val="clear"/>
-          <w:vertAlign w:val="baseline"/>
-          <w:rtl w:val="0"/>
-        </w:rPr>
-        <w:t xml:space="preserve">@nicki@waitwhat.com @jordansmart@waitwhat.com How AI companies are modern colonizers, with journalist Karen Hao</w:t>
-      </w:r>
-    </w:p>
-  </w:comment>
-  <w:comment w:author="Eric Drobny" w:id="7" w:date="2025-07-07T20:39:08Z">
-    <w:p>
-      <w:pPr>
-        <w:keepNext w:val="0"/>
-        <w:keepLines w:val="0"/>
-        <w:pageBreakBefore w:val="0"/>
-        <w:widowControl w:val="0"/>
-        <w:pBdr>
-          <w:top w:space="0" w:sz="0" w:val="nil"/>
-          <w:left w:space="0" w:sz="0" w:val="nil"/>
-          <w:bottom w:space="0" w:sz="0" w:val="nil"/>
-          <w:right w:space="0" w:sz="0" w:val="nil"/>
-          <w:between w:space="0" w:sz="0" w:val="nil"/>
-        </w:pBdr>
-        <w:shd w:fill="auto" w:val="clear"/>
-        <w:spacing w:after="0" w:before="0" w:line="240" w:lineRule="auto"/>
-        <w:ind w:left="0" w:right="0" w:firstLine="0"/>
-        <w:jc w:val="left"/>
-        <w:rPr>
-          <w:rFonts w:ascii="Arial" w:cs="Arial" w:eastAsia="Arial" w:hAnsi="Arial"/>
-          <w:b w:val="0"/>
-          <w:bCs w:val="0"/>
-          <w:i w:val="0"/>
-          <w:iCs w:val="0"/>
-          <w:smallCaps w:val="0"/>
-          <w:strike w:val="0"/>
-          <w:color w:val="000000"/>
-          <w:sz w:val="22"/>
-          <w:szCs w:val="22"/>
-          <w:u w:val="none"/>
-          <w:shd w:fill="auto" w:val="clear"/>
-          <w:vertAlign w:val="baseline"/>
-        </w:rPr>
-      </w:pPr>
-      <w:r>
-        <w:rPr>
-          <w:rFonts w:ascii="Arial" w:cs="Arial" w:eastAsia="Arial" w:hAnsi="Arial"/>
-          <w:b w:val="0"/>
-          <w:bCs w:val="0"/>
-          <w:i w:val="0"/>
-          <w:iCs w:val="0"/>
-          <w:smallCaps w:val="0"/>
-          <w:strike w:val="0"/>
-          <w:color w:val="000000"/>
-          <w:sz w:val="22"/>
-          <w:szCs w:val="22"/>
-          <w:u w:val="none"/>
-          <w:shd w:fill="auto" w:val="clear"/>
-          <w:vertAlign w:val="baseline"/>
-          <w:rtl w:val="0"/>
-        </w:rPr>
-        <w:t xml:space="preserve">@nicki@waitwhat.com @eric@waitwhat.com I love this as a YT Short. Really powerful.</w:t>
-      </w:r>
-    </w:p>
-  </w:comment>
-  <w:comment w:author="Eric Purcell" w:id="8" w:date="2025-07-08T14:28:54Z">
-    <w:p>
-      <w:pPr>
-        <w:keepNext w:val="0"/>
-        <w:keepLines w:val="0"/>
-        <w:pageBreakBefore w:val="0"/>
-        <w:widowControl w:val="0"/>
-        <w:pBdr>
-          <w:top w:space="0" w:sz="0" w:val="nil"/>
-          <w:left w:space="0" w:sz="0" w:val="nil"/>
-          <w:bottom w:space="0" w:sz="0" w:val="nil"/>
-          <w:right w:space="0" w:sz="0" w:val="nil"/>
-          <w:between w:space="0" w:sz="0" w:val="nil"/>
-        </w:pBdr>
-        <w:shd w:fill="auto" w:val="clear"/>
-        <w:spacing w:after="0" w:before="0" w:line="240" w:lineRule="auto"/>
-        <w:ind w:left="0" w:right="0" w:firstLine="0"/>
-        <w:jc w:val="left"/>
-        <w:rPr>
-          <w:rFonts w:ascii="Arial" w:cs="Arial" w:eastAsia="Arial" w:hAnsi="Arial"/>
-          <w:b w:val="0"/>
-          <w:bCs w:val="0"/>
-          <w:i w:val="0"/>
-          <w:iCs w:val="0"/>
-          <w:smallCaps w:val="0"/>
-          <w:strike w:val="0"/>
-          <w:color w:val="000000"/>
-          <w:sz w:val="22"/>
-          <w:szCs w:val="22"/>
-          <w:u w:val="none"/>
-          <w:shd w:fill="auto" w:val="clear"/>
-          <w:vertAlign w:val="baseline"/>
-        </w:rPr>
-      </w:pPr>
-      <w:r>
-        <w:rPr>
-          <w:rFonts w:ascii="Arial" w:cs="Arial" w:eastAsia="Arial" w:hAnsi="Arial"/>
-          <w:b w:val="0"/>
-          <w:bCs w:val="0"/>
-          <w:i w:val="0"/>
-          <w:iCs w:val="0"/>
-          <w:smallCaps w:val="0"/>
-          <w:strike w:val="0"/>
-          <w:color w:val="000000"/>
-          <w:sz w:val="22"/>
-          <w:szCs w:val="22"/>
-          <w:u w:val="none"/>
-          <w:shd w:fill="auto" w:val="clear"/>
-          <w:vertAlign w:val="baseline"/>
-          <w:rtl w:val="0"/>
-        </w:rPr>
-        <w:t xml:space="preserve">+1 , ill pull this</w:t>
-      </w:r>
-    </w:p>
-  </w:comment>
-  <w:comment w:author="Eric Drobny" w:id="5" w:date="2025-07-07T20:32:53Z">
-    <w:p>
-      <w:pPr>
-        <w:keepNext w:val="0"/>
-        <w:keepLines w:val="0"/>
-        <w:pageBreakBefore w:val="0"/>
-        <w:widowControl w:val="0"/>
-        <w:pBdr>
-          <w:top w:space="0" w:sz="0" w:val="nil"/>
-          <w:left w:space="0" w:sz="0" w:val="nil"/>
-          <w:bottom w:space="0" w:sz="0" w:val="nil"/>
-          <w:right w:space="0" w:sz="0" w:val="nil"/>
-          <w:between w:space="0" w:sz="0" w:val="nil"/>
-        </w:pBdr>
-        <w:shd w:fill="auto" w:val="clear"/>
-        <w:spacing w:after="0" w:before="0" w:line="240" w:lineRule="auto"/>
-        <w:ind w:left="0" w:right="0" w:firstLine="0"/>
-        <w:jc w:val="left"/>
-        <w:rPr>
-          <w:rFonts w:ascii="Arial" w:cs="Arial" w:eastAsia="Arial" w:hAnsi="Arial"/>
-          <w:b w:val="0"/>
-          <w:bCs w:val="0"/>
-          <w:i w:val="0"/>
-          <w:iCs w:val="0"/>
-          <w:smallCaps w:val="0"/>
-          <w:strike w:val="0"/>
-          <w:color w:val="000000"/>
-          <w:sz w:val="22"/>
-          <w:szCs w:val="22"/>
-          <w:u w:val="none"/>
-          <w:shd w:fill="auto" w:val="clear"/>
-          <w:vertAlign w:val="baseline"/>
-        </w:rPr>
-      </w:pPr>
-      <w:r>
-        <w:rPr>
-          <w:rFonts w:ascii="Arial" w:cs="Arial" w:eastAsia="Arial" w:hAnsi="Arial"/>
-          <w:b w:val="0"/>
-          <w:bCs w:val="0"/>
-          <w:i w:val="0"/>
-          <w:iCs w:val="0"/>
-          <w:smallCaps w:val="0"/>
-          <w:strike w:val="0"/>
-          <w:color w:val="000000"/>
-          <w:sz w:val="22"/>
-          <w:szCs w:val="22"/>
-          <w:u w:val="none"/>
-          <w:shd w:fill="auto" w:val="clear"/>
-          <w:vertAlign w:val="baseline"/>
-          <w:rtl w:val="0"/>
-        </w:rPr>
-        <w:t xml:space="preserve">@nicki@waitwhat.com @jordansmart@waitwhat.com 'Why are we trying to build machines that take over what humans are good at' is so good. Probably too long and too specific, but figured I'd flag it anyways</w:t>
-      </w:r>
-    </w:p>
-    <w:p>
-      <w:pPr>
-        <w:keepNext w:val="0"/>
-        <w:keepLines w:val="0"/>
-        <w:pageBreakBefore w:val="0"/>
-        <w:widowControl w:val="0"/>
-        <w:pBdr>
-          <w:top w:space="0" w:sz="0" w:val="nil"/>
-          <w:left w:space="0" w:sz="0" w:val="nil"/>
-          <w:bottom w:space="0" w:sz="0" w:val="nil"/>
-          <w:right w:space="0" w:sz="0" w:val="nil"/>
-          <w:between w:space="0" w:sz="0" w:val="nil"/>
-        </w:pBdr>
-        <w:shd w:fill="auto" w:val="clear"/>
-        <w:spacing w:after="0" w:before="0" w:line="240" w:lineRule="auto"/>
-        <w:ind w:left="0" w:right="0" w:firstLine="0"/>
-        <w:jc w:val="left"/>
-        <w:rPr>
-          <w:rFonts w:ascii="Arial" w:cs="Arial" w:eastAsia="Arial" w:hAnsi="Arial"/>
-          <w:b w:val="0"/>
-          <w:bCs w:val="0"/>
-          <w:i w:val="0"/>
-          <w:iCs w:val="0"/>
-          <w:smallCaps w:val="0"/>
-          <w:strike w:val="0"/>
-          <w:color w:val="000000"/>
-          <w:sz w:val="22"/>
-          <w:szCs w:val="22"/>
-          <w:u w:val="none"/>
-          <w:shd w:fill="auto" w:val="clear"/>
-          <w:vertAlign w:val="baseline"/>
-        </w:rPr>
-      </w:pPr>
-      <w:r>
-        <w:rPr>
-          <w:rFonts w:ascii="Arial" w:cs="Arial" w:eastAsia="Arial" w:hAnsi="Arial"/>
-          <w:b w:val="0"/>
-          <w:bCs w:val="0"/>
-          <w:i w:val="0"/>
-          <w:iCs w:val="0"/>
-          <w:smallCaps w:val="0"/>
-          <w:strike w:val="0"/>
-          <w:color w:val="000000"/>
-          <w:sz w:val="22"/>
-          <w:szCs w:val="22"/>
-          <w:u w:val="none"/>
-          <w:shd w:fill="auto" w:val="clear"/>
-          <w:vertAlign w:val="baseline"/>
-          <w:rtl w:val="0"/>
-        </w:rPr>
-        <w:t xml:space="preserve">1 total reaction</w:t>
-      </w:r>
-    </w:p>
-    <w:p>
-      <w:pPr>
-        <w:keepNext w:val="0"/>
-        <w:keepLines w:val="0"/>
-        <w:pageBreakBefore w:val="0"/>
-        <w:widowControl w:val="0"/>
-        <w:pBdr>
-          <w:top w:space="0" w:sz="0" w:val="nil"/>
-          <w:left w:space="0" w:sz="0" w:val="nil"/>
-          <w:bottom w:space="0" w:sz="0" w:val="nil"/>
-          <w:right w:space="0" w:sz="0" w:val="nil"/>
-          <w:between w:space="0" w:sz="0" w:val="nil"/>
-        </w:pBdr>
-        <w:shd w:fill="auto" w:val="clear"/>
-        <w:spacing w:after="0" w:before="0" w:line="240" w:lineRule="auto"/>
-        <w:ind w:left="0" w:right="0" w:firstLine="0"/>
-        <w:jc w:val="left"/>
-        <w:rPr>
-          <w:rFonts w:ascii="Arial" w:cs="Arial" w:eastAsia="Arial" w:hAnsi="Arial"/>
-          <w:b w:val="0"/>
-          <w:bCs w:val="0"/>
-          <w:i w:val="0"/>
-          <w:iCs w:val="0"/>
-          <w:smallCaps w:val="0"/>
-          <w:strike w:val="0"/>
-          <w:color w:val="000000"/>
-          <w:sz w:val="22"/>
-          <w:szCs w:val="22"/>
-          <w:u w:val="none"/>
-          <w:shd w:fill="auto" w:val="clear"/>
-          <w:vertAlign w:val="baseline"/>
-        </w:rPr>
-      </w:pPr>
-      <w:r>
-        <w:rPr>
-          <w:rFonts w:ascii="Arial" w:cs="Arial" w:eastAsia="Arial" w:hAnsi="Arial"/>
-          <w:b w:val="0"/>
-          <w:bCs w:val="0"/>
-          <w:i w:val="0"/>
-          <w:iCs w:val="0"/>
-          <w:smallCaps w:val="0"/>
-          <w:strike w:val="0"/>
-          <w:color w:val="000000"/>
-          <w:sz w:val="22"/>
-          <w:szCs w:val="22"/>
-          <w:u w:val="none"/>
-          <w:shd w:fill="auto" w:val="clear"/>
-          <w:vertAlign w:val="baseline"/>
-          <w:rtl w:val="0"/>
-        </w:rPr>
-        <w:t xml:space="preserve">Jordan Smart reacted with 🔥 at 2025-07-07 20:48 PM</w:t>
-      </w:r>
-    </w:p>
-  </w:comment>
-  <w:comment w:author="Jordan Smart" w:id="6" w:date="2025-07-07T20:49:56Z">
-    <w:p>
-      <w:pPr>
-        <w:keepNext w:val="0"/>
-        <w:keepLines w:val="0"/>
-        <w:pageBreakBefore w:val="0"/>
-        <w:widowControl w:val="0"/>
-        <w:pBdr>
-          <w:top w:space="0" w:sz="0" w:val="nil"/>
-          <w:left w:space="0" w:sz="0" w:val="nil"/>
-          <w:bottom w:space="0" w:sz="0" w:val="nil"/>
-          <w:right w:space="0" w:sz="0" w:val="nil"/>
-          <w:between w:space="0" w:sz="0" w:val="nil"/>
-        </w:pBdr>
-        <w:shd w:fill="auto" w:val="clear"/>
-        <w:spacing w:after="0" w:before="0" w:line="240" w:lineRule="auto"/>
-        <w:ind w:left="0" w:right="0" w:firstLine="0"/>
-        <w:jc w:val="left"/>
-        <w:rPr>
-          <w:rFonts w:ascii="Arial" w:cs="Arial" w:eastAsia="Arial" w:hAnsi="Arial"/>
-          <w:b w:val="0"/>
-          <w:bCs w:val="0"/>
-          <w:i w:val="0"/>
-          <w:iCs w:val="0"/>
-          <w:smallCaps w:val="0"/>
-          <w:strike w:val="0"/>
-          <w:color w:val="000000"/>
-          <w:sz w:val="22"/>
-          <w:szCs w:val="22"/>
-          <w:u w:val="none"/>
-          <w:shd w:fill="auto" w:val="clear"/>
-          <w:vertAlign w:val="baseline"/>
-        </w:rPr>
-      </w:pPr>
-      <w:r>
-        <w:rPr>
-          <w:rFonts w:ascii="Arial" w:cs="Arial" w:eastAsia="Arial" w:hAnsi="Arial"/>
-          <w:b w:val="0"/>
-          <w:bCs w:val="0"/>
-          <w:i w:val="0"/>
-          <w:iCs w:val="0"/>
-          <w:smallCaps w:val="0"/>
-          <w:strike w:val="0"/>
-          <w:color w:val="000000"/>
-          <w:sz w:val="22"/>
-          <w:szCs w:val="22"/>
-          <w:u w:val="none"/>
-          <w:shd w:fill="auto" w:val="clear"/>
-          <w:vertAlign w:val="baseline"/>
-          <w:rtl w:val="0"/>
-        </w:rPr>
-        <w:t xml:space="preserve">using this for the blurb!</w:t>
-      </w:r>
-    </w:p>
-  </w:comment>
-  <w:comment w:author="Eric Drobny" w:id="3" w:date="2025-07-07T20:17:58Z">
-    <w:p>
-      <w:pPr>
-        <w:keepNext w:val="0"/>
-        <w:keepLines w:val="0"/>
-        <w:pageBreakBefore w:val="0"/>
-        <w:widowControl w:val="0"/>
-        <w:pBdr>
-          <w:top w:space="0" w:sz="0" w:val="nil"/>
-          <w:left w:space="0" w:sz="0" w:val="nil"/>
-          <w:bottom w:space="0" w:sz="0" w:val="nil"/>
-          <w:right w:space="0" w:sz="0" w:val="nil"/>
-          <w:between w:space="0" w:sz="0" w:val="nil"/>
-        </w:pBdr>
-        <w:shd w:fill="auto" w:val="clear"/>
-        <w:spacing w:after="0" w:before="0" w:line="240" w:lineRule="auto"/>
-        <w:ind w:left="0" w:right="0" w:firstLine="0"/>
-        <w:jc w:val="left"/>
-        <w:rPr>
-          <w:rFonts w:ascii="Arial" w:cs="Arial" w:eastAsia="Arial" w:hAnsi="Arial"/>
-          <w:b w:val="0"/>
-          <w:bCs w:val="0"/>
-          <w:i w:val="0"/>
-          <w:iCs w:val="0"/>
-          <w:smallCaps w:val="0"/>
-          <w:strike w:val="0"/>
-          <w:color w:val="000000"/>
-          <w:sz w:val="22"/>
-          <w:szCs w:val="22"/>
-          <w:u w:val="none"/>
-          <w:shd w:fill="auto" w:val="clear"/>
-          <w:vertAlign w:val="baseline"/>
-        </w:rPr>
-      </w:pPr>
-      <w:r>
-        <w:rPr>
-          <w:rFonts w:ascii="Arial" w:cs="Arial" w:eastAsia="Arial" w:hAnsi="Arial"/>
-          <w:b w:val="0"/>
-          <w:bCs w:val="0"/>
-          <w:i w:val="0"/>
-          <w:iCs w:val="0"/>
-          <w:smallCaps w:val="0"/>
-          <w:strike w:val="0"/>
-          <w:color w:val="000000"/>
-          <w:sz w:val="22"/>
-          <w:szCs w:val="22"/>
-          <w:u w:val="none"/>
-          <w:shd w:fill="auto" w:val="clear"/>
-          <w:vertAlign w:val="baseline"/>
-          <w:rtl w:val="0"/>
-        </w:rPr>
-        <w:t xml:space="preserve">@nicki@waitwhat.com @jordansmart@waitwhat.com I like this one too: How AI companies are censoring 'inconvenient research', with journalist Karen Hao</w:t>
-      </w:r>
-    </w:p>
-  </w:comment>
-  <w:comment w:author="Eric Drobny" w:id="1" w:date="2025-07-07T16:53:22Z">
-    <w:p>
-      <w:pPr>
-        <w:keepNext w:val="0"/>
-        <w:keepLines w:val="0"/>
-        <w:pageBreakBefore w:val="0"/>
-        <w:widowControl w:val="0"/>
-        <w:pBdr>
-          <w:top w:space="0" w:sz="0" w:val="nil"/>
-          <w:left w:space="0" w:sz="0" w:val="nil"/>
-          <w:bottom w:space="0" w:sz="0" w:val="nil"/>
-          <w:right w:space="0" w:sz="0" w:val="nil"/>
-          <w:between w:space="0" w:sz="0" w:val="nil"/>
-        </w:pBdr>
-        <w:shd w:fill="auto" w:val="clear"/>
-        <w:spacing w:after="0" w:before="0" w:line="240" w:lineRule="auto"/>
-        <w:ind w:left="0" w:right="0" w:firstLine="0"/>
-        <w:jc w:val="left"/>
-        <w:rPr>
-          <w:rFonts w:ascii="Arial" w:cs="Arial" w:eastAsia="Arial" w:hAnsi="Arial"/>
-          <w:b w:val="0"/>
-          <w:bCs w:val="0"/>
-          <w:i w:val="0"/>
-          <w:iCs w:val="0"/>
-          <w:smallCaps w:val="0"/>
-          <w:strike w:val="0"/>
-          <w:color w:val="000000"/>
-          <w:sz w:val="22"/>
-          <w:szCs w:val="22"/>
-          <w:u w:val="none"/>
-          <w:shd w:fill="auto" w:val="clear"/>
-          <w:vertAlign w:val="baseline"/>
-        </w:rPr>
-      </w:pPr>
-      <w:r>
-        <w:rPr>
-          <w:rFonts w:ascii="Arial" w:cs="Arial" w:eastAsia="Arial" w:hAnsi="Arial"/>
-          <w:b w:val="0"/>
-          <w:bCs w:val="0"/>
-          <w:i w:val="0"/>
-          <w:iCs w:val="0"/>
-          <w:smallCaps w:val="0"/>
-          <w:strike w:val="0"/>
-          <w:color w:val="000000"/>
-          <w:sz w:val="22"/>
-          <w:szCs w:val="22"/>
-          <w:u w:val="none"/>
-          <w:shd w:fill="auto" w:val="clear"/>
-          <w:vertAlign w:val="baseline"/>
-          <w:rtl w:val="0"/>
-        </w:rPr>
-        <w:t xml:space="preserve">@nicki@waitwhat.com @jordansmart@waitwhat.com Why the terms 'AI' and 'AGI' have caused so much confusion, with Karen Hao </w:t>
-      </w:r>
-    </w:p>
-    <w:p>
-      <w:pPr>
-        <w:keepNext w:val="0"/>
-        <w:keepLines w:val="0"/>
-        <w:pageBreakBefore w:val="0"/>
-        <w:widowControl w:val="0"/>
-        <w:pBdr>
-          <w:top w:space="0" w:sz="0" w:val="nil"/>
-          <w:left w:space="0" w:sz="0" w:val="nil"/>
-          <w:bottom w:space="0" w:sz="0" w:val="nil"/>
-          <w:right w:space="0" w:sz="0" w:val="nil"/>
-          <w:between w:space="0" w:sz="0" w:val="nil"/>
-        </w:pBdr>
-        <w:shd w:fill="auto" w:val="clear"/>
-        <w:spacing w:after="0" w:before="0" w:line="240" w:lineRule="auto"/>
-        <w:ind w:left="0" w:right="0" w:firstLine="0"/>
-        <w:jc w:val="left"/>
-        <w:rPr>
-          <w:rFonts w:ascii="Arial" w:cs="Arial" w:eastAsia="Arial" w:hAnsi="Arial"/>
-          <w:b w:val="0"/>
-          <w:bCs w:val="0"/>
-          <w:i w:val="0"/>
-          <w:iCs w:val="0"/>
-          <w:smallCaps w:val="0"/>
-          <w:strike w:val="0"/>
-          <w:color w:val="000000"/>
-          <w:sz w:val="22"/>
-          <w:szCs w:val="22"/>
-          <w:u w:val="none"/>
-          <w:shd w:fill="auto" w:val="clear"/>
-          <w:vertAlign w:val="baseline"/>
-        </w:rPr>
-      </w:pPr>
-      <w:r>
-        <w:rPr>
-          <w:rtl w:val="0"/>
-        </w:rPr>
-      </w:r>
-    </w:p>
-    <w:p>
-      <w:pPr>
-        <w:keepNext w:val="0"/>
-        <w:keepLines w:val="0"/>
-        <w:pageBreakBefore w:val="0"/>
-        <w:widowControl w:val="0"/>
-        <w:pBdr>
-          <w:top w:space="0" w:sz="0" w:val="nil"/>
-          <w:left w:space="0" w:sz="0" w:val="nil"/>
-          <w:bottom w:space="0" w:sz="0" w:val="nil"/>
-          <w:right w:space="0" w:sz="0" w:val="nil"/>
-          <w:between w:space="0" w:sz="0" w:val="nil"/>
-        </w:pBdr>
-        <w:shd w:fill="auto" w:val="clear"/>
-        <w:spacing w:after="0" w:before="0" w:line="240" w:lineRule="auto"/>
-        <w:ind w:left="0" w:right="0" w:firstLine="0"/>
-        <w:jc w:val="left"/>
-        <w:rPr>
-          <w:rFonts w:ascii="Arial" w:cs="Arial" w:eastAsia="Arial" w:hAnsi="Arial"/>
-          <w:b w:val="0"/>
-          <w:bCs w:val="0"/>
-          <w:i w:val="0"/>
-          <w:iCs w:val="0"/>
-          <w:smallCaps w:val="0"/>
-          <w:strike w:val="0"/>
-          <w:color w:val="000000"/>
-          <w:sz w:val="22"/>
-          <w:szCs w:val="22"/>
-          <w:u w:val="none"/>
-          <w:shd w:fill="auto" w:val="clear"/>
-          <w:vertAlign w:val="baseline"/>
-        </w:rPr>
-      </w:pPr>
-      <w:r>
-        <w:rPr>
-          <w:rFonts w:ascii="Arial" w:cs="Arial" w:eastAsia="Arial" w:hAnsi="Arial"/>
-          <w:b w:val="0"/>
-          <w:bCs w:val="0"/>
-          <w:i w:val="0"/>
-          <w:iCs w:val="0"/>
-          <w:smallCaps w:val="0"/>
-          <w:strike w:val="0"/>
-          <w:color w:val="000000"/>
-          <w:sz w:val="22"/>
-          <w:szCs w:val="22"/>
-          <w:u w:val="none"/>
-          <w:shd w:fill="auto" w:val="clear"/>
-          <w:vertAlign w:val="baseline"/>
-          <w:rtl w:val="0"/>
-        </w:rPr>
-        <w:t xml:space="preserve">A dark horse option for YT and episode title.</w:t>
-      </w:r>
-    </w:p>
-  </w:comment>
-  <w:comment w:author="Jordan Smart" w:id="2" w:date="2025-07-07T20:06:17Z">
-    <w:p>
-      <w:pPr>
-        <w:keepNext w:val="0"/>
-        <w:keepLines w:val="0"/>
-        <w:pageBreakBefore w:val="0"/>
-        <w:widowControl w:val="0"/>
-        <w:pBdr>
-          <w:top w:space="0" w:sz="0" w:val="nil"/>
-          <w:left w:space="0" w:sz="0" w:val="nil"/>
-          <w:bottom w:space="0" w:sz="0" w:val="nil"/>
-          <w:right w:space="0" w:sz="0" w:val="nil"/>
-          <w:between w:space="0" w:sz="0" w:val="nil"/>
-        </w:pBdr>
-        <w:shd w:fill="auto" w:val="clear"/>
-        <w:spacing w:after="0" w:before="0" w:line="240" w:lineRule="auto"/>
-        <w:ind w:left="0" w:right="0" w:firstLine="0"/>
-        <w:jc w:val="left"/>
-        <w:rPr>
-          <w:rFonts w:ascii="Arial" w:cs="Arial" w:eastAsia="Arial" w:hAnsi="Arial"/>
-          <w:b w:val="0"/>
-          <w:bCs w:val="0"/>
-          <w:i w:val="0"/>
-          <w:iCs w:val="0"/>
-          <w:smallCaps w:val="0"/>
-          <w:strike w:val="0"/>
-          <w:color w:val="000000"/>
-          <w:sz w:val="22"/>
-          <w:szCs w:val="22"/>
-          <w:u w:val="none"/>
-          <w:shd w:fill="auto" w:val="clear"/>
-          <w:vertAlign w:val="baseline"/>
-        </w:rPr>
-      </w:pPr>
-      <w:r>
-        <w:rPr>
-          <w:rFonts w:ascii="Arial" w:cs="Arial" w:eastAsia="Arial" w:hAnsi="Arial"/>
-          <w:b w:val="0"/>
-          <w:bCs w:val="0"/>
-          <w:i w:val="0"/>
-          <w:iCs w:val="0"/>
-          <w:smallCaps w:val="0"/>
-          <w:strike w:val="0"/>
-          <w:color w:val="000000"/>
-          <w:sz w:val="22"/>
-          <w:szCs w:val="22"/>
-          <w:u w:val="none"/>
-          <w:shd w:fill="auto" w:val="clear"/>
-          <w:vertAlign w:val="baseline"/>
-          <w:rtl w:val="0"/>
-        </w:rPr>
-        <w:t xml:space="preserve">thank you!</w:t>
-      </w:r>
-    </w:p>
-  </w:comment>
-  <w:comment w:author="Eric Drobny" w:id="0" w:date="2025-07-07T20:34:49Z">
-    <w:p>
-      <w:pPr>
-        <w:keepNext w:val="0"/>
-        <w:keepLines w:val="0"/>
-        <w:pageBreakBefore w:val="0"/>
-        <w:widowControl w:val="0"/>
-        <w:pBdr>
-          <w:top w:space="0" w:sz="0" w:val="nil"/>
-          <w:left w:space="0" w:sz="0" w:val="nil"/>
-          <w:bottom w:space="0" w:sz="0" w:val="nil"/>
-          <w:right w:space="0" w:sz="0" w:val="nil"/>
-          <w:between w:space="0" w:sz="0" w:val="nil"/>
-        </w:pBdr>
-        <w:shd w:fill="auto" w:val="clear"/>
-        <w:spacing w:after="0" w:before="0" w:line="240" w:lineRule="auto"/>
-        <w:ind w:left="0" w:right="0" w:firstLine="0"/>
-        <w:jc w:val="left"/>
-        <w:rPr>
-          <w:rFonts w:ascii="Arial" w:cs="Arial" w:eastAsia="Arial" w:hAnsi="Arial"/>
-          <w:b w:val="0"/>
-          <w:bCs w:val="0"/>
-          <w:i w:val="0"/>
-          <w:iCs w:val="0"/>
-          <w:smallCaps w:val="0"/>
-          <w:strike w:val="0"/>
-          <w:color w:val="000000"/>
-          <w:sz w:val="22"/>
-          <w:szCs w:val="22"/>
-          <w:u w:val="none"/>
-          <w:shd w:fill="auto" w:val="clear"/>
-          <w:vertAlign w:val="baseline"/>
-        </w:rPr>
-      </w:pPr>
-      <w:r>
-        <w:rPr>
-          <w:rFonts w:ascii="Arial" w:cs="Arial" w:eastAsia="Arial" w:hAnsi="Arial"/>
-          <w:b w:val="0"/>
-          <w:bCs w:val="0"/>
-          <w:i w:val="0"/>
-          <w:iCs w:val="0"/>
-          <w:smallCaps w:val="0"/>
-          <w:strike w:val="0"/>
-          <w:color w:val="000000"/>
-          <w:sz w:val="22"/>
-          <w:szCs w:val="22"/>
-          <w:u w:val="none"/>
-          <w:shd w:fill="auto" w:val="clear"/>
-          <w:vertAlign w:val="baseline"/>
-          <w:rtl w:val="0"/>
-        </w:rPr>
-        <w:t xml:space="preserve">How to keep AI companies from expanding their empires, with journalist Karen Hao </w:t>
-      </w:r>
-    </w:p>
-    <w:p>
-      <w:pPr>
-        <w:keepNext w:val="0"/>
-        <w:keepLines w:val="0"/>
-        <w:pageBreakBefore w:val="0"/>
-        <w:widowControl w:val="0"/>
-        <w:pBdr>
-          <w:top w:space="0" w:sz="0" w:val="nil"/>
-          <w:left w:space="0" w:sz="0" w:val="nil"/>
-          <w:bottom w:space="0" w:sz="0" w:val="nil"/>
-          <w:right w:space="0" w:sz="0" w:val="nil"/>
-          <w:between w:space="0" w:sz="0" w:val="nil"/>
-        </w:pBdr>
-        <w:shd w:fill="auto" w:val="clear"/>
-        <w:spacing w:after="0" w:before="0" w:line="240" w:lineRule="auto"/>
-        <w:ind w:left="0" w:right="0" w:firstLine="0"/>
-        <w:jc w:val="left"/>
-        <w:rPr>
-          <w:rFonts w:ascii="Arial" w:cs="Arial" w:eastAsia="Arial" w:hAnsi="Arial"/>
-          <w:b w:val="0"/>
-          <w:bCs w:val="0"/>
-          <w:i w:val="0"/>
-          <w:iCs w:val="0"/>
-          <w:smallCaps w:val="0"/>
-          <w:strike w:val="0"/>
-          <w:color w:val="000000"/>
-          <w:sz w:val="22"/>
-          <w:szCs w:val="22"/>
-          <w:u w:val="none"/>
-          <w:shd w:fill="auto" w:val="clear"/>
-          <w:vertAlign w:val="baseline"/>
-        </w:rPr>
-      </w:pPr>
-      <w:r>
-        <w:rPr>
-          <w:rtl w:val="0"/>
-        </w:rPr>
-      </w:r>
-    </w:p>
-    <w:p>
-      <w:pPr>
-        <w:keepNext w:val="0"/>
-        <w:keepLines w:val="0"/>
-        <w:pageBreakBefore w:val="0"/>
-        <w:widowControl w:val="0"/>
-        <w:pBdr>
-          <w:top w:space="0" w:sz="0" w:val="nil"/>
-          <w:left w:space="0" w:sz="0" w:val="nil"/>
-          <w:bottom w:space="0" w:sz="0" w:val="nil"/>
-          <w:right w:space="0" w:sz="0" w:val="nil"/>
-          <w:between w:space="0" w:sz="0" w:val="nil"/>
-        </w:pBdr>
-        <w:shd w:fill="auto" w:val="clear"/>
-        <w:spacing w:after="0" w:before="0" w:line="240" w:lineRule="auto"/>
-        <w:ind w:left="0" w:right="0" w:firstLine="0"/>
-        <w:jc w:val="left"/>
-        <w:rPr>
-          <w:rFonts w:ascii="Arial" w:cs="Arial" w:eastAsia="Arial" w:hAnsi="Arial"/>
-          <w:b w:val="0"/>
-          <w:bCs w:val="0"/>
-          <w:i w:val="0"/>
-          <w:iCs w:val="0"/>
-          <w:smallCaps w:val="0"/>
-          <w:strike w:val="0"/>
-          <w:color w:val="000000"/>
-          <w:sz w:val="22"/>
-          <w:szCs w:val="22"/>
-          <w:u w:val="none"/>
-          <w:shd w:fill="auto" w:val="clear"/>
-          <w:vertAlign w:val="baseline"/>
-        </w:rPr>
-      </w:pPr>
-      <w:r>
-        <w:rPr>
-          <w:rFonts w:ascii="Arial" w:cs="Arial" w:eastAsia="Arial" w:hAnsi="Arial"/>
-          <w:b w:val="0"/>
-          <w:bCs w:val="0"/>
-          <w:i w:val="0"/>
-          <w:iCs w:val="0"/>
-          <w:smallCaps w:val="0"/>
-          <w:strike w:val="0"/>
-          <w:color w:val="000000"/>
-          <w:sz w:val="22"/>
-          <w:szCs w:val="22"/>
-          <w:u w:val="none"/>
-          <w:shd w:fill="auto" w:val="clear"/>
-          <w:vertAlign w:val="baseline"/>
-          <w:rtl w:val="0"/>
-        </w:rPr>
-        <w:t xml:space="preserve">How to check AI companies from retaining too much power, with journalist Karen Hao</w:t>
-      </w:r>
-    </w:p>
-  </w:comment>
-</w:comments>
 </file>
 
 <file path=word/footer1.xml><?xml version="1.0" encoding="utf-8"?>

--- a/input/E041 Karen Hao/E41 Karen Hao - Script V2 (script for tracking).docx
+++ b/input/E041 Karen Hao/E41 Karen Hao - Script V2 (script for tracking).docx
@@ -2,49 +2,6 @@
 <file path=word/document.xml><?xml version="1.0" encoding="utf-8"?>
 <w:document xmlns:mc="http://schemas.openxmlformats.org/markup-compatibility/2006" xmlns:o="urn:schemas-microsoft-com:office:office" xmlns:r="http://schemas.openxmlformats.org/officeDocument/2006/relationships" xmlns:m="http://schemas.openxmlformats.org/officeDocument/2006/math" xmlns:v="urn:schemas-microsoft-com:vml" xmlns:wp="http://schemas.openxmlformats.org/drawingml/2006/wordprocessingDrawing" xmlns:w10="urn:schemas-microsoft-com:office:word" xmlns:w="http://schemas.openxmlformats.org/wordprocessingml/2006/main" xmlns:wne="http://schemas.microsoft.com/office/word/2006/wordml" xmlns:sl="http://schemas.openxmlformats.org/schemaLibrary/2006/main" xmlns:a="http://schemas.openxmlformats.org/drawingml/2006/main" xmlns:pic="http://schemas.openxmlformats.org/drawingml/2006/picture" xmlns:c="http://schemas.openxmlformats.org/drawingml/2006/chart" xmlns:lc="http://schemas.openxmlformats.org/drawingml/2006/lockedCanvas" xmlns:dgm="http://schemas.openxmlformats.org/drawingml/2006/diagram" xmlns:wps="http://schemas.microsoft.com/office/word/2010/wordprocessingShape" xmlns:wpg="http://schemas.microsoft.com/office/word/2010/wordprocessingGroup" xmlns:w14="http://schemas.microsoft.com/office/word/2010/wordml" xmlns:w15="http://schemas.microsoft.com/office/word/2012/wordml" xmlns:w16="http://schemas.microsoft.com/office/word/2018/wordml" xmlns:w16cex="http://schemas.microsoft.com/office/word/2018/wordml/cex" xmlns:w16cid="http://schemas.microsoft.com/office/word/2016/wordml/cid" xmlns="http://schemas.microsoft.com/office/tasks/2019/documenttasks" xmlns:cr="http://schemas.microsoft.com/office/comments/2020/reactions">
   <w:body>
-    <w:p>
-      <w:pPr>
-        <w:jc w:val="center"/>
-        <w:rPr>
-          <w:b w:val="1"/>
-          <w:bCs w:val="1"/>
-          <w:sz w:val="24"/>
-          <w:szCs w:val="24"/>
-        </w:rPr>
-      </w:pPr>
-      <w:r>
-        <w:rPr>
-          <w:b w:val="1"/>
-          <w:bCs w:val="1"/>
-          <w:sz w:val="24"/>
-          <w:szCs w:val="24"/>
-          <w:rtl w:val="0"/>
-        </w:rPr>
-        <w:t xml:space="preserve">E41 Karen Hao - Script V2 (script for tracking)</w:t>
-      </w:r>
-      <w:r/>
-      <w:r>
-        <w:rPr>
-          <w:rtl w:val="0"/>
-        </w:rPr>
-      </w:r>
-    </w:p>
-    <w:p>
-      <w:pPr>
-        <w:spacing w:after="200" w:lineRule="auto"/>
-        <w:rPr>
-          <w:b w:val="1"/>
-          <w:bCs w:val="1"/>
-          <w:sz w:val="24"/>
-          <w:szCs w:val="24"/>
-        </w:rPr>
-      </w:pPr>
-      <w:r>
-        <w:rPr>
-          <w:rtl w:val="0"/>
-        </w:rPr>
-      </w:r>
-    </w:p>
     <w:p>
       <w:pPr>
         <w:spacing w:after="280" w:lineRule="auto"/>
